--- a/paper/eartharxiv/build/body.docx
+++ b/paper/eartharxiv/build/body.docx
@@ -4985,7 +4985,7 @@
         <w:t xml:space="preserve"> </w:t>
       </w:r>
       <w:r>
-        <w:t xml:space="preserve">Claude (Anthropic) assisted with code, data assembly, and drafting; the author designed the study, made the analytic decisions, verified the reported figures against the source files, and is responsible for the content.</w:t>
+        <w:t xml:space="preserve">Claude (Anthropic) assisted with code and data assembly; the author designed and drafted the study, made the analytic decisions, verified the reported figures against the source files, and is responsible for the content.</w:t>
       </w:r>
     </w:p>
     <w:bookmarkEnd w:id="48"/>
